--- a/report/GoopOnTheGo_Report.docx
+++ b/report/GoopOnTheGo_Report.docx
@@ -146,7 +146,7 @@
         <w:tblLook w:val="0020" w:firstRow="1" w:lastRow="0" w:firstColumn="0" w:lastColumn="0" w:noHBand="0" w:noVBand="0"/>
       </w:tblPr>
       <w:tblGrid>
-        <w:gridCol w:w="7647"/>
+        <w:gridCol w:w="8488"/>
       </w:tblGrid>
       <w:tr>
         <w:trPr>
@@ -405,7 +405,7 @@
             </w:tblPr>
             <w:tblGrid>
               <w:gridCol w:w="2555"/>
-              <w:gridCol w:w="4876"/>
+              <w:gridCol w:w="5717"/>
             </w:tblGrid>
             <w:tr>
               <w:tc>
@@ -489,6 +489,13 @@
                       <w:lang w:val="en-SG"/>
                     </w:rPr>
                   </w:pPr>
+                  <w:r>
+                    <w:rPr>
+                      <w:rFonts w:ascii="Times New Roman" w:hAnsi="Times New Roman" w:cs="Times New Roman"/>
+                      <w:lang w:val="en-SG"/>
+                    </w:rPr>
+                    <w:t>https://youtube.com/shorts/MMsvoTIUfz8?feature=share</w:t>
+                  </w:r>
                 </w:p>
               </w:tc>
             </w:tr>
@@ -699,14 +706,35 @@
                 <w:rFonts w:ascii="Times New Roman" w:hAnsi="Times New Roman" w:cs="Times New Roman"/>
                 <w:lang w:val="en-SG"/>
               </w:rPr>
-              <w:t xml:space="preserve"> with persistent discovery, achievements header button, CI/CD pipeline, unit tests</w:t>
+              <w:t xml:space="preserve"> with persistent discovery, achievements header button, CI/CD pipeline, </w:t>
             </w:r>
             <w:r>
               <w:rPr>
                 <w:rFonts w:ascii="Times New Roman" w:hAnsi="Times New Roman" w:cs="Times New Roman"/>
                 <w:lang w:val="en-SG"/>
               </w:rPr>
-              <w:t>, Report, Video</w:t>
+              <w:t>U</w:t>
+            </w:r>
+            <w:r>
+              <w:rPr>
+                <w:rFonts w:ascii="Times New Roman" w:hAnsi="Times New Roman" w:cs="Times New Roman"/>
+                <w:lang w:val="en-SG"/>
+              </w:rPr>
+              <w:t>nit tests</w:t>
+            </w:r>
+            <w:r>
+              <w:rPr>
+                <w:rFonts w:ascii="Times New Roman" w:hAnsi="Times New Roman" w:cs="Times New Roman"/>
+                <w:lang w:val="en-SG"/>
+              </w:rPr>
+              <w:t xml:space="preserve">, Report, </w:t>
+            </w:r>
+            <w:r>
+              <w:rPr>
+                <w:rFonts w:ascii="Times New Roman" w:hAnsi="Times New Roman" w:cs="Times New Roman"/>
+                <w:lang w:val="en-SG"/>
+              </w:rPr>
+              <w:t>App Demo</w:t>
             </w:r>
           </w:p>
           <w:p>
@@ -2678,7 +2706,7 @@
                 <w:noProof/>
                 <w:webHidden/>
               </w:rPr>
-              <w:t>16</w:t>
+              <w:t>17</w:t>
             </w:r>
             <w:r>
               <w:rPr>
@@ -6973,8 +7001,8 @@
           <w:szCs w:val="32"/>
         </w:rPr>
       </w:pPr>
-      <w:bookmarkStart w:id="18" w:name="navigation-flow"/>
-      <w:bookmarkStart w:id="19" w:name="_Toc222525740"/>
+      <w:bookmarkStart w:id="18" w:name="_Toc222525740"/>
+      <w:bookmarkStart w:id="19" w:name="navigation-flow"/>
       <w:bookmarkEnd w:id="17"/>
       <w:r>
         <w:rPr>
@@ -6984,7 +7012,7 @@
         </w:rPr>
         <w:t>Navigation Flow</w:t>
       </w:r>
-      <w:bookmarkEnd w:id="19"/>
+      <w:bookmarkEnd w:id="18"/>
     </w:p>
     <w:p>
       <w:pPr>
@@ -6997,7 +7025,7 @@
           <w:noProof/>
         </w:rPr>
         <w:drawing>
-          <wp:inline distT="0" distB="0" distL="0" distR="0" wp14:anchorId="7F95DD25" wp14:editId="61E6A5AC">
+          <wp:inline distT="0" distB="0" distL="0" distR="0" wp14:anchorId="7F95DD25" wp14:editId="37D693FF">
             <wp:extent cx="5941060" cy="3266440"/>
             <wp:effectExtent l="0" t="0" r="0" b="0"/>
             <wp:docPr id="747065404" name="Picture 10"/>
@@ -7062,7 +7090,7 @@
       </w:pPr>
       <w:bookmarkStart w:id="20" w:name="_Toc222525741"/>
       <w:bookmarkStart w:id="21" w:name="activities-overview"/>
-      <w:bookmarkEnd w:id="18"/>
+      <w:bookmarkEnd w:id="19"/>
       <w:r>
         <w:rPr>
           <w:rFonts w:ascii="Times New Roman" w:hAnsi="Times New Roman" w:cs="Times New Roman"/>
@@ -10833,6 +10861,7 @@
               <w:rPr>
                 <w:rFonts w:ascii="Times New Roman" w:hAnsi="Times New Roman" w:cs="Times New Roman"/>
               </w:rPr>
+              <w:lastRenderedPageBreak/>
               <w:t>targetProgress</w:t>
             </w:r>
             <w:proofErr w:type="spellEnd"/>
@@ -13142,6 +13171,136 @@
         </w:rPr>
         <w:t xml:space="preserve"> algorithm to determine the local habitat type, displayed on the custom canvas map.</w:t>
       </w:r>
+      <w:r>
+        <w:rPr>
+          <w:rFonts w:ascii="Times New Roman" w:hAnsi="Times New Roman" w:cs="Times New Roman"/>
+        </w:rPr>
+        <w:t xml:space="preserve"> </w:t>
+      </w:r>
+      <w:r>
+        <w:rPr>
+          <w:rFonts w:ascii="Times New Roman" w:hAnsi="Times New Roman" w:cs="Times New Roman"/>
+        </w:rPr>
+        <w:t xml:space="preserve">GPS also directly affects gameplay mechanics in </w:t>
+      </w:r>
+      <w:proofErr w:type="spellStart"/>
+      <w:r>
+        <w:rPr>
+          <w:rFonts w:ascii="Times New Roman" w:hAnsi="Times New Roman" w:cs="Times New Roman"/>
+        </w:rPr>
+        <w:t>ARScanActivity</w:t>
+      </w:r>
+      <w:proofErr w:type="spellEnd"/>
+      <w:r>
+        <w:rPr>
+          <w:rFonts w:ascii="Times New Roman" w:hAnsi="Times New Roman" w:cs="Times New Roman"/>
+        </w:rPr>
+        <w:t>. The player's current habitat type is computed</w:t>
+      </w:r>
+      <w:r>
+        <w:rPr>
+          <w:rFonts w:ascii="Times New Roman" w:hAnsi="Times New Roman" w:cs="Times New Roman"/>
+        </w:rPr>
+        <w:t xml:space="preserve"> </w:t>
+      </w:r>
+      <w:r>
+        <w:rPr>
+          <w:rFonts w:ascii="Times New Roman" w:hAnsi="Times New Roman" w:cs="Times New Roman"/>
+        </w:rPr>
+        <w:t>from GPS coordinates and used in two ways:</w:t>
+      </w:r>
+    </w:p>
+    <w:p>
+      <w:pPr>
+        <w:pStyle w:val="BodyText"/>
+        <w:spacing w:line="360" w:lineRule="auto"/>
+        <w:rPr>
+          <w:rFonts w:ascii="Times New Roman" w:hAnsi="Times New Roman" w:cs="Times New Roman"/>
+        </w:rPr>
+      </w:pPr>
+      <w:r>
+        <w:rPr>
+          <w:rFonts w:ascii="Times New Roman" w:hAnsi="Times New Roman" w:cs="Times New Roman"/>
+        </w:rPr>
+        <w:t>- Catch rate bonus: When the spawned creature's type matches the current habitat zone, the catch rate increases</w:t>
+      </w:r>
+      <w:r>
+        <w:rPr>
+          <w:rFonts w:ascii="Times New Roman" w:hAnsi="Times New Roman" w:cs="Times New Roman"/>
+        </w:rPr>
+        <w:t xml:space="preserve"> </w:t>
+      </w:r>
+      <w:r>
+        <w:rPr>
+          <w:rFonts w:ascii="Times New Roman" w:hAnsi="Times New Roman" w:cs="Times New Roman" w:hint="eastAsia"/>
+        </w:rPr>
+        <w:t>by +15 percentage points (e.g. Common: 55</w:t>
+      </w:r>
+      <w:proofErr w:type="gramStart"/>
+      <w:r>
+        <w:rPr>
+          <w:rFonts w:ascii="Times New Roman" w:hAnsi="Times New Roman" w:cs="Times New Roman" w:hint="eastAsia"/>
+        </w:rPr>
+        <w:t xml:space="preserve">% </w:t>
+      </w:r>
+      <w:r>
+        <w:rPr>
+          <w:rFonts w:ascii="Times New Roman" w:hAnsi="Times New Roman" w:cs="Times New Roman" w:hint="eastAsia"/>
+        </w:rPr>
+        <w:t>→</w:t>
+      </w:r>
+      <w:r>
+        <w:rPr>
+          <w:rFonts w:ascii="Times New Roman" w:hAnsi="Times New Roman" w:cs="Times New Roman" w:hint="eastAsia"/>
+        </w:rPr>
+        <w:t xml:space="preserve"> 70</w:t>
+      </w:r>
+      <w:proofErr w:type="gramEnd"/>
+      <w:r>
+        <w:rPr>
+          <w:rFonts w:ascii="Times New Roman" w:hAnsi="Times New Roman" w:cs="Times New Roman" w:hint="eastAsia"/>
+        </w:rPr>
+        <w:t>%).</w:t>
+      </w:r>
+    </w:p>
+    <w:p>
+      <w:pPr>
+        <w:pStyle w:val="BodyText"/>
+        <w:spacing w:line="360" w:lineRule="auto"/>
+        <w:rPr>
+          <w:rFonts w:ascii="Times New Roman" w:hAnsi="Times New Roman" w:cs="Times New Roman"/>
+        </w:rPr>
+      </w:pPr>
+      <w:r>
+        <w:rPr>
+          <w:rFonts w:ascii="Times New Roman" w:hAnsi="Times New Roman" w:cs="Times New Roman"/>
+        </w:rPr>
+        <w:t>- Higher-tier spawn chance: The habitat match also increases the probability of encountering level 2 and level 3</w:t>
+      </w:r>
+      <w:r>
+        <w:rPr>
+          <w:rFonts w:ascii="Times New Roman" w:hAnsi="Times New Roman" w:cs="Times New Roman"/>
+        </w:rPr>
+        <w:t xml:space="preserve"> </w:t>
+      </w:r>
+      <w:r>
+        <w:rPr>
+          <w:rFonts w:ascii="Times New Roman" w:hAnsi="Times New Roman" w:cs="Times New Roman"/>
+        </w:rPr>
+        <w:t>(evolved-stage) creatures in the wild. Base odds are 12% for level 2 and 4% for level 3; in a matching habitat</w:t>
+      </w:r>
+      <w:r>
+        <w:rPr>
+          <w:rFonts w:ascii="Times New Roman" w:hAnsi="Times New Roman" w:cs="Times New Roman"/>
+        </w:rPr>
+        <w:t xml:space="preserve"> </w:t>
+      </w:r>
+      <w:r>
+        <w:rPr>
+          <w:rFonts w:ascii="Times New Roman" w:hAnsi="Times New Roman" w:cs="Times New Roman"/>
+        </w:rPr>
+        <w:t>these rise to 25% and 10% respectively.</w:t>
+      </w:r>
     </w:p>
     <w:p>
       <w:pPr>
@@ -13260,23 +13419,14 @@
         </w:rPr>
       </w:pPr>
       <w:bookmarkStart w:id="47" w:name="sqlite-database-room-orm"/>
+      <w:bookmarkStart w:id="48" w:name="_Toc222525752"/>
       <w:bookmarkEnd w:id="45"/>
-    </w:p>
-    <w:p>
-      <w:pPr>
-        <w:pStyle w:val="Heading2"/>
-        <w:spacing w:line="360" w:lineRule="auto"/>
-        <w:rPr>
-          <w:rFonts w:ascii="Times New Roman" w:hAnsi="Times New Roman" w:cs="Times New Roman"/>
-          <w:color w:val="auto"/>
-        </w:rPr>
-      </w:pPr>
-      <w:bookmarkStart w:id="48" w:name="_Toc222525752"/>
-      <w:r>
-        <w:rPr>
-          <w:rFonts w:ascii="Times New Roman" w:hAnsi="Times New Roman" w:cs="Times New Roman"/>
-          <w:color w:val="auto"/>
-        </w:rPr>
+      <w:r>
+        <w:rPr>
+          <w:rFonts w:ascii="Times New Roman" w:hAnsi="Times New Roman" w:cs="Times New Roman"/>
+          <w:color w:val="auto"/>
+        </w:rPr>
+        <w:lastRenderedPageBreak/>
         <w:t>4.3 SQLite Database (Room ORM)</w:t>
       </w:r>
       <w:bookmarkEnd w:id="48"/>
@@ -13340,7 +13490,6 @@
         <w:rPr>
           <w:rFonts w:ascii="Times New Roman" w:hAnsi="Times New Roman" w:cs="Times New Roman"/>
         </w:rPr>
-        <w:lastRenderedPageBreak/>
         <w:t xml:space="preserve">A full relational database with </w:t>
       </w:r>
       <w:r>
@@ -16874,12 +17023,22 @@
       <w:tblPr>
         <w:tblStyle w:val="Table"/>
         <w:tblW w:w="0" w:type="auto"/>
+        <w:tblBorders>
+          <w:top w:val="single" w:sz="4" w:space="0" w:color="auto"/>
+          <w:left w:val="single" w:sz="4" w:space="0" w:color="auto"/>
+          <w:bottom w:val="single" w:sz="4" w:space="0" w:color="auto"/>
+          <w:right w:val="single" w:sz="4" w:space="0" w:color="auto"/>
+          <w:insideH w:val="single" w:sz="4" w:space="0" w:color="auto"/>
+          <w:insideV w:val="single" w:sz="4" w:space="0" w:color="auto"/>
+        </w:tblBorders>
+        <w:tblLayout w:type="fixed"/>
         <w:tblLook w:val="0020" w:firstRow="1" w:lastRow="0" w:firstColumn="0" w:lastColumn="0" w:noHBand="0" w:noVBand="0"/>
       </w:tblPr>
       <w:tblGrid>
         <w:gridCol w:w="1350"/>
         <w:gridCol w:w="836"/>
         <w:gridCol w:w="1276"/>
+        <w:gridCol w:w="2175"/>
       </w:tblGrid>
       <w:tr>
         <w:trPr>
@@ -16888,7 +17047,7 @@
         </w:trPr>
         <w:tc>
           <w:tcPr>
-            <w:tcW w:w="0" w:type="auto"/>
+            <w:tcW w:w="1350" w:type="dxa"/>
           </w:tcPr>
           <w:p>
             <w:pPr>
@@ -16908,7 +17067,7 @@
         </w:tc>
         <w:tc>
           <w:tcPr>
-            <w:tcW w:w="0" w:type="auto"/>
+            <w:tcW w:w="836" w:type="dxa"/>
           </w:tcPr>
           <w:p>
             <w:pPr>
@@ -16928,7 +17087,7 @@
         </w:tc>
         <w:tc>
           <w:tcPr>
-            <w:tcW w:w="0" w:type="auto"/>
+            <w:tcW w:w="1276" w:type="dxa"/>
           </w:tcPr>
           <w:p>
             <w:pPr>
@@ -16943,6 +17102,26 @@
                 <w:rFonts w:ascii="Times New Roman" w:hAnsi="Times New Roman" w:cs="Times New Roman"/>
               </w:rPr>
               <w:t>Catch Rate</w:t>
+            </w:r>
+          </w:p>
+        </w:tc>
+        <w:tc>
+          <w:tcPr>
+            <w:tcW w:w="2175" w:type="dxa"/>
+          </w:tcPr>
+          <w:p>
+            <w:pPr>
+              <w:pStyle w:val="Compact"/>
+              <w:spacing w:line="360" w:lineRule="auto"/>
+              <w:rPr>
+                <w:rFonts w:ascii="Times New Roman" w:hAnsi="Times New Roman" w:cs="Times New Roman"/>
+              </w:rPr>
+            </w:pPr>
+            <w:r>
+              <w:rPr>
+                <w:rFonts w:ascii="Times New Roman" w:hAnsi="Times New Roman" w:cs="Times New Roman"/>
+              </w:rPr>
+              <w:t>Habitat Bonus</w:t>
             </w:r>
           </w:p>
         </w:tc>
@@ -16950,7 +17129,7 @@
       <w:tr>
         <w:tc>
           <w:tcPr>
-            <w:tcW w:w="0" w:type="auto"/>
+            <w:tcW w:w="1350" w:type="dxa"/>
           </w:tcPr>
           <w:p>
             <w:pPr>
@@ -16970,7 +17149,7 @@
         </w:tc>
         <w:tc>
           <w:tcPr>
-            <w:tcW w:w="0" w:type="auto"/>
+            <w:tcW w:w="836" w:type="dxa"/>
           </w:tcPr>
           <w:p>
             <w:pPr>
@@ -16990,7 +17169,33 @@
         </w:tc>
         <w:tc>
           <w:tcPr>
-            <w:tcW w:w="0" w:type="auto"/>
+            <w:tcW w:w="1276" w:type="dxa"/>
+          </w:tcPr>
+          <w:p>
+            <w:pPr>
+              <w:pStyle w:val="Compact"/>
+              <w:spacing w:line="360" w:lineRule="auto"/>
+              <w:rPr>
+                <w:rFonts w:ascii="Times New Roman" w:hAnsi="Times New Roman" w:cs="Times New Roman"/>
+              </w:rPr>
+            </w:pPr>
+            <w:r>
+              <w:rPr>
+                <w:rFonts w:ascii="Times New Roman" w:hAnsi="Times New Roman" w:cs="Times New Roman"/>
+              </w:rPr>
+              <w:t>55</w:t>
+            </w:r>
+            <w:r>
+              <w:rPr>
+                <w:rFonts w:ascii="Times New Roman" w:hAnsi="Times New Roman" w:cs="Times New Roman"/>
+              </w:rPr>
+              <w:t>%</w:t>
+            </w:r>
+          </w:p>
+        </w:tc>
+        <w:tc>
+          <w:tcPr>
+            <w:tcW w:w="2175" w:type="dxa"/>
           </w:tcPr>
           <w:p>
             <w:pPr>
@@ -17012,7 +17217,7 @@
       <w:tr>
         <w:tc>
           <w:tcPr>
-            <w:tcW w:w="0" w:type="auto"/>
+            <w:tcW w:w="1350" w:type="dxa"/>
           </w:tcPr>
           <w:p>
             <w:pPr>
@@ -17032,7 +17237,7 @@
         </w:tc>
         <w:tc>
           <w:tcPr>
-            <w:tcW w:w="0" w:type="auto"/>
+            <w:tcW w:w="836" w:type="dxa"/>
           </w:tcPr>
           <w:p>
             <w:pPr>
@@ -17052,7 +17257,33 @@
         </w:tc>
         <w:tc>
           <w:tcPr>
-            <w:tcW w:w="0" w:type="auto"/>
+            <w:tcW w:w="1276" w:type="dxa"/>
+          </w:tcPr>
+          <w:p>
+            <w:pPr>
+              <w:pStyle w:val="Compact"/>
+              <w:spacing w:line="360" w:lineRule="auto"/>
+              <w:rPr>
+                <w:rFonts w:ascii="Times New Roman" w:hAnsi="Times New Roman" w:cs="Times New Roman"/>
+              </w:rPr>
+            </w:pPr>
+            <w:r>
+              <w:rPr>
+                <w:rFonts w:ascii="Times New Roman" w:hAnsi="Times New Roman" w:cs="Times New Roman"/>
+              </w:rPr>
+              <w:t>40</w:t>
+            </w:r>
+            <w:r>
+              <w:rPr>
+                <w:rFonts w:ascii="Times New Roman" w:hAnsi="Times New Roman" w:cs="Times New Roman"/>
+              </w:rPr>
+              <w:t>%</w:t>
+            </w:r>
+          </w:p>
+        </w:tc>
+        <w:tc>
+          <w:tcPr>
+            <w:tcW w:w="2175" w:type="dxa"/>
           </w:tcPr>
           <w:p>
             <w:pPr>
@@ -17074,7 +17305,7 @@
       <w:tr>
         <w:tc>
           <w:tcPr>
-            <w:tcW w:w="0" w:type="auto"/>
+            <w:tcW w:w="1350" w:type="dxa"/>
           </w:tcPr>
           <w:p>
             <w:pPr>
@@ -17094,7 +17325,7 @@
         </w:tc>
         <w:tc>
           <w:tcPr>
-            <w:tcW w:w="0" w:type="auto"/>
+            <w:tcW w:w="836" w:type="dxa"/>
           </w:tcPr>
           <w:p>
             <w:pPr>
@@ -17114,21 +17345,47 @@
         </w:tc>
         <w:tc>
           <w:tcPr>
-            <w:tcW w:w="0" w:type="auto"/>
-          </w:tcPr>
-          <w:p>
-            <w:pPr>
-              <w:pStyle w:val="Compact"/>
-              <w:spacing w:line="360" w:lineRule="auto"/>
-              <w:rPr>
-                <w:rFonts w:ascii="Times New Roman" w:hAnsi="Times New Roman" w:cs="Times New Roman"/>
-              </w:rPr>
-            </w:pPr>
-            <w:r>
-              <w:rPr>
-                <w:rFonts w:ascii="Times New Roman" w:hAnsi="Times New Roman" w:cs="Times New Roman"/>
-              </w:rPr>
-              <w:t>40%</w:t>
+            <w:tcW w:w="1276" w:type="dxa"/>
+          </w:tcPr>
+          <w:p>
+            <w:pPr>
+              <w:pStyle w:val="Compact"/>
+              <w:spacing w:line="360" w:lineRule="auto"/>
+              <w:rPr>
+                <w:rFonts w:ascii="Times New Roman" w:hAnsi="Times New Roman" w:cs="Times New Roman"/>
+              </w:rPr>
+            </w:pPr>
+            <w:r>
+              <w:rPr>
+                <w:rFonts w:ascii="Times New Roman" w:hAnsi="Times New Roman" w:cs="Times New Roman"/>
+              </w:rPr>
+              <w:t>28</w:t>
+            </w:r>
+            <w:r>
+              <w:rPr>
+                <w:rFonts w:ascii="Times New Roman" w:hAnsi="Times New Roman" w:cs="Times New Roman"/>
+              </w:rPr>
+              <w:t>%</w:t>
+            </w:r>
+          </w:p>
+        </w:tc>
+        <w:tc>
+          <w:tcPr>
+            <w:tcW w:w="2175" w:type="dxa"/>
+          </w:tcPr>
+          <w:p>
+            <w:pPr>
+              <w:pStyle w:val="Compact"/>
+              <w:spacing w:line="360" w:lineRule="auto"/>
+              <w:rPr>
+                <w:rFonts w:ascii="Times New Roman" w:hAnsi="Times New Roman" w:cs="Times New Roman"/>
+              </w:rPr>
+            </w:pPr>
+            <w:r>
+              <w:rPr>
+                <w:rFonts w:ascii="Times New Roman" w:hAnsi="Times New Roman" w:cs="Times New Roman"/>
+              </w:rPr>
+              <w:t>43%</w:t>
             </w:r>
           </w:p>
         </w:tc>
@@ -17136,7 +17393,7 @@
       <w:tr>
         <w:tc>
           <w:tcPr>
-            <w:tcW w:w="0" w:type="auto"/>
+            <w:tcW w:w="1350" w:type="dxa"/>
           </w:tcPr>
           <w:p>
             <w:pPr>
@@ -17157,7 +17414,7 @@
         </w:tc>
         <w:tc>
           <w:tcPr>
-            <w:tcW w:w="0" w:type="auto"/>
+            <w:tcW w:w="836" w:type="dxa"/>
           </w:tcPr>
           <w:p>
             <w:pPr>
@@ -17177,21 +17434,47 @@
         </w:tc>
         <w:tc>
           <w:tcPr>
-            <w:tcW w:w="0" w:type="auto"/>
-          </w:tcPr>
-          <w:p>
-            <w:pPr>
-              <w:pStyle w:val="Compact"/>
-              <w:spacing w:line="360" w:lineRule="auto"/>
-              <w:rPr>
-                <w:rFonts w:ascii="Times New Roman" w:hAnsi="Times New Roman" w:cs="Times New Roman"/>
-              </w:rPr>
-            </w:pPr>
-            <w:r>
-              <w:rPr>
-                <w:rFonts w:ascii="Times New Roman" w:hAnsi="Times New Roman" w:cs="Times New Roman"/>
-              </w:rPr>
-              <w:t>25%</w:t>
+            <w:tcW w:w="1276" w:type="dxa"/>
+          </w:tcPr>
+          <w:p>
+            <w:pPr>
+              <w:pStyle w:val="Compact"/>
+              <w:spacing w:line="360" w:lineRule="auto"/>
+              <w:rPr>
+                <w:rFonts w:ascii="Times New Roman" w:hAnsi="Times New Roman" w:cs="Times New Roman"/>
+              </w:rPr>
+            </w:pPr>
+            <w:r>
+              <w:rPr>
+                <w:rFonts w:ascii="Times New Roman" w:hAnsi="Times New Roman" w:cs="Times New Roman"/>
+              </w:rPr>
+              <w:t>18</w:t>
+            </w:r>
+            <w:r>
+              <w:rPr>
+                <w:rFonts w:ascii="Times New Roman" w:hAnsi="Times New Roman" w:cs="Times New Roman"/>
+              </w:rPr>
+              <w:t>%</w:t>
+            </w:r>
+          </w:p>
+        </w:tc>
+        <w:tc>
+          <w:tcPr>
+            <w:tcW w:w="2175" w:type="dxa"/>
+          </w:tcPr>
+          <w:p>
+            <w:pPr>
+              <w:pStyle w:val="Compact"/>
+              <w:spacing w:line="360" w:lineRule="auto"/>
+              <w:rPr>
+                <w:rFonts w:ascii="Times New Roman" w:hAnsi="Times New Roman" w:cs="Times New Roman"/>
+              </w:rPr>
+            </w:pPr>
+            <w:r>
+              <w:rPr>
+                <w:rFonts w:ascii="Times New Roman" w:hAnsi="Times New Roman" w:cs="Times New Roman"/>
+              </w:rPr>
+              <w:t>33%</w:t>
             </w:r>
           </w:p>
         </w:tc>
@@ -17199,7 +17482,7 @@
       <w:tr>
         <w:tc>
           <w:tcPr>
-            <w:tcW w:w="0" w:type="auto"/>
+            <w:tcW w:w="1350" w:type="dxa"/>
           </w:tcPr>
           <w:p>
             <w:pPr>
@@ -17219,7 +17502,7 @@
         </w:tc>
         <w:tc>
           <w:tcPr>
-            <w:tcW w:w="0" w:type="auto"/>
+            <w:tcW w:w="836" w:type="dxa"/>
           </w:tcPr>
           <w:p>
             <w:pPr>
@@ -17239,21 +17522,47 @@
         </w:tc>
         <w:tc>
           <w:tcPr>
-            <w:tcW w:w="0" w:type="auto"/>
-          </w:tcPr>
-          <w:p>
-            <w:pPr>
-              <w:pStyle w:val="Compact"/>
-              <w:spacing w:line="360" w:lineRule="auto"/>
-              <w:rPr>
-                <w:rFonts w:ascii="Times New Roman" w:hAnsi="Times New Roman" w:cs="Times New Roman"/>
-              </w:rPr>
-            </w:pPr>
-            <w:r>
-              <w:rPr>
-                <w:rFonts w:ascii="Times New Roman" w:hAnsi="Times New Roman" w:cs="Times New Roman"/>
-              </w:rPr>
-              <w:t>15%</w:t>
+            <w:tcW w:w="1276" w:type="dxa"/>
+          </w:tcPr>
+          <w:p>
+            <w:pPr>
+              <w:pStyle w:val="Compact"/>
+              <w:spacing w:line="360" w:lineRule="auto"/>
+              <w:rPr>
+                <w:rFonts w:ascii="Times New Roman" w:hAnsi="Times New Roman" w:cs="Times New Roman"/>
+              </w:rPr>
+            </w:pPr>
+            <w:r>
+              <w:rPr>
+                <w:rFonts w:ascii="Times New Roman" w:hAnsi="Times New Roman" w:cs="Times New Roman"/>
+              </w:rPr>
+              <w:t>10</w:t>
+            </w:r>
+            <w:r>
+              <w:rPr>
+                <w:rFonts w:ascii="Times New Roman" w:hAnsi="Times New Roman" w:cs="Times New Roman"/>
+              </w:rPr>
+              <w:t>%</w:t>
+            </w:r>
+          </w:p>
+        </w:tc>
+        <w:tc>
+          <w:tcPr>
+            <w:tcW w:w="2175" w:type="dxa"/>
+          </w:tcPr>
+          <w:p>
+            <w:pPr>
+              <w:pStyle w:val="Compact"/>
+              <w:spacing w:line="360" w:lineRule="auto"/>
+              <w:rPr>
+                <w:rFonts w:ascii="Times New Roman" w:hAnsi="Times New Roman" w:cs="Times New Roman"/>
+              </w:rPr>
+            </w:pPr>
+            <w:r>
+              <w:rPr>
+                <w:rFonts w:ascii="Times New Roman" w:hAnsi="Times New Roman" w:cs="Times New Roman"/>
+              </w:rPr>
+              <w:t>25%</w:t>
             </w:r>
           </w:p>
         </w:tc>
@@ -17262,18 +17571,44 @@
     <w:p>
       <w:pPr>
         <w:pStyle w:val="BodyText"/>
+        <w:numPr>
+          <w:ilvl w:val="0"/>
+          <w:numId w:val="22"/>
+        </w:numPr>
         <w:spacing w:line="360" w:lineRule="auto"/>
         <w:rPr>
-          <w:rFonts w:ascii="Times New Roman" w:hAnsi="Times New Roman" w:cs="Times New Roman"/>
-        </w:rPr>
-      </w:pPr>
+          <w:rStyle w:val="VerbatimChar"/>
+          <w:rFonts w:ascii="Times New Roman" w:hAnsi="Times New Roman" w:cs="Times New Roman"/>
+        </w:rPr>
+      </w:pPr>
+      <w:r>
+        <w:rPr>
+          <w:rStyle w:val="VerbatimChar"/>
+          <w:rFonts w:ascii="Times New Roman" w:hAnsi="Times New Roman" w:cs="Times New Roman"/>
+        </w:rPr>
+        <w:t>A +15% habitat bonus is applied when the creature's type matches the player's current GPS habitat zone,</w:t>
+      </w:r>
+      <w:r>
+        <w:rPr>
+          <w:rStyle w:val="VerbatimChar"/>
+          <w:rFonts w:ascii="Times New Roman" w:hAnsi="Times New Roman" w:cs="Times New Roman"/>
+        </w:rPr>
+        <w:t xml:space="preserve"> </w:t>
+      </w:r>
+      <w:r>
+        <w:rPr>
+          <w:rStyle w:val="VerbatimChar"/>
+          <w:rFonts w:ascii="Times New Roman" w:hAnsi="Times New Roman" w:cs="Times New Roman"/>
+        </w:rPr>
+        <w:t xml:space="preserve">determined by </w:t>
+      </w:r>
       <w:proofErr w:type="spellStart"/>
       <w:r>
         <w:rPr>
           <w:rStyle w:val="VerbatimChar"/>
           <w:rFonts w:ascii="Times New Roman" w:hAnsi="Times New Roman" w:cs="Times New Roman"/>
         </w:rPr>
-        <w:t>Random.nextFloat</w:t>
+        <w:t>ARScanActivity</w:t>
       </w:r>
       <w:proofErr w:type="spellEnd"/>
       <w:r>
@@ -17281,27 +17616,85 @@
           <w:rStyle w:val="VerbatimChar"/>
           <w:rFonts w:ascii="Times New Roman" w:hAnsi="Times New Roman" w:cs="Times New Roman"/>
         </w:rPr>
-        <w:t xml:space="preserve">() &lt; </w:t>
+        <w:t xml:space="preserve"> calling </w:t>
       </w:r>
       <w:proofErr w:type="spellStart"/>
+      <w:proofErr w:type="gramStart"/>
       <w:r>
         <w:rPr>
           <w:rStyle w:val="VerbatimChar"/>
           <w:rFonts w:ascii="Times New Roman" w:hAnsi="Times New Roman" w:cs="Times New Roman"/>
         </w:rPr>
-        <w:t>catchRate</w:t>
+        <w:t>detectHabitat</w:t>
       </w:r>
       <w:proofErr w:type="spellEnd"/>
       <w:r>
         <w:rPr>
-          <w:rFonts w:ascii="Times New Roman" w:hAnsi="Times New Roman" w:cs="Times New Roman"/>
-        </w:rPr>
-        <w:t xml:space="preserve"> determines success or failure.</w:t>
+          <w:rStyle w:val="VerbatimChar"/>
+          <w:rFonts w:ascii="Times New Roman" w:hAnsi="Times New Roman" w:cs="Times New Roman"/>
+        </w:rPr>
+        <w:t>(</w:t>
+      </w:r>
+      <w:proofErr w:type="gramEnd"/>
+      <w:r>
+        <w:rPr>
+          <w:rStyle w:val="VerbatimChar"/>
+          <w:rFonts w:ascii="Times New Roman" w:hAnsi="Times New Roman" w:cs="Times New Roman"/>
+        </w:rPr>
+        <w:t>) at spawn time.</w:t>
       </w:r>
     </w:p>
     <w:p>
       <w:pPr>
         <w:pStyle w:val="BodyText"/>
+        <w:numPr>
+          <w:ilvl w:val="0"/>
+          <w:numId w:val="22"/>
+        </w:numPr>
+        <w:spacing w:line="360" w:lineRule="auto"/>
+        <w:rPr>
+          <w:rFonts w:ascii="Times New Roman" w:hAnsi="Times New Roman" w:cs="Times New Roman"/>
+        </w:rPr>
+      </w:pPr>
+      <w:proofErr w:type="spellStart"/>
+      <w:r>
+        <w:rPr>
+          <w:rStyle w:val="VerbatimChar"/>
+          <w:rFonts w:ascii="Times New Roman" w:hAnsi="Times New Roman" w:cs="Times New Roman"/>
+        </w:rPr>
+        <w:t>Random.nextFloat</w:t>
+      </w:r>
+      <w:proofErr w:type="spellEnd"/>
+      <w:r>
+        <w:rPr>
+          <w:rStyle w:val="VerbatimChar"/>
+          <w:rFonts w:ascii="Times New Roman" w:hAnsi="Times New Roman" w:cs="Times New Roman"/>
+        </w:rPr>
+        <w:t xml:space="preserve">() &lt; </w:t>
+      </w:r>
+      <w:proofErr w:type="spellStart"/>
+      <w:r>
+        <w:rPr>
+          <w:rStyle w:val="VerbatimChar"/>
+          <w:rFonts w:ascii="Times New Roman" w:hAnsi="Times New Roman" w:cs="Times New Roman"/>
+        </w:rPr>
+        <w:t>catchRate</w:t>
+      </w:r>
+      <w:proofErr w:type="spellEnd"/>
+      <w:r>
+        <w:rPr>
+          <w:rFonts w:ascii="Times New Roman" w:hAnsi="Times New Roman" w:cs="Times New Roman"/>
+        </w:rPr>
+        <w:t xml:space="preserve"> determines success or failure.</w:t>
+      </w:r>
+    </w:p>
+    <w:p>
+      <w:pPr>
+        <w:pStyle w:val="BodyText"/>
+        <w:numPr>
+          <w:ilvl w:val="0"/>
+          <w:numId w:val="22"/>
+        </w:numPr>
       </w:pPr>
       <w:r>
         <w:rPr>
@@ -18361,6 +18754,7 @@
           <w:rFonts w:ascii="Times New Roman" w:hAnsi="Times New Roman" w:cs="Times New Roman"/>
           <w:color w:val="auto"/>
         </w:rPr>
+        <w:lastRenderedPageBreak/>
         <w:t>val</w:t>
       </w:r>
       <w:proofErr w:type="spellEnd"/>
@@ -18768,7 +19162,6 @@
           <w:rFonts w:ascii="Times New Roman" w:hAnsi="Times New Roman" w:cs="Times New Roman"/>
           <w:color w:val="auto"/>
         </w:rPr>
-        <w:lastRenderedPageBreak/>
         <w:t>val</w:t>
       </w:r>
       <w:proofErr w:type="spellEnd"/>
@@ -21077,6 +21470,7 @@
           <w:rStyle w:val="NormalTok"/>
           <w:rFonts w:ascii="Times New Roman" w:hAnsi="Times New Roman" w:cs="Times New Roman"/>
         </w:rPr>
+        <w:lastRenderedPageBreak/>
         <w:t xml:space="preserve"> </w:t>
       </w:r>
       <w:r>
@@ -21156,7 +21550,6 @@
         <w:rPr>
           <w:rFonts w:ascii="Times New Roman" w:hAnsi="Times New Roman"/>
         </w:rPr>
-        <w:lastRenderedPageBreak/>
         <w:t xml:space="preserve">5.11 </w:t>
       </w:r>
       <w:proofErr w:type="spellStart"/>
@@ -28434,7 +28827,19 @@
         <w:rPr>
           <w:rFonts w:ascii="Times New Roman" w:hAnsi="Times New Roman" w:cs="Times New Roman"/>
         </w:rPr>
-        <w:t xml:space="preserve"> Android API 24 (min) - 34 (target/compile), JVM target 17, KSP for Room code generation.</w:t>
+        <w:t xml:space="preserve"> Android API 24 (min) - 3</w:t>
+      </w:r>
+      <w:r>
+        <w:rPr>
+          <w:rFonts w:ascii="Times New Roman" w:hAnsi="Times New Roman" w:cs="Times New Roman"/>
+        </w:rPr>
+        <w:t>5</w:t>
+      </w:r>
+      <w:r>
+        <w:rPr>
+          <w:rFonts w:ascii="Times New Roman" w:hAnsi="Times New Roman" w:cs="Times New Roman"/>
+        </w:rPr>
+        <w:t xml:space="preserve"> (target/compile), JVM target 17, KSP for Room code generation.</w:t>
       </w:r>
     </w:p>
     <w:p>
@@ -29887,21 +30292,7 @@
         <w:rPr>
           <w:rFonts w:ascii="Times New Roman" w:hAnsi="Times New Roman"/>
         </w:rPr>
-        <w:t xml:space="preserve">, </w:t>
-      </w:r>
-      <w:proofErr w:type="spellStart"/>
-      <w:r>
-        <w:rPr>
-          <w:rFonts w:ascii="Times New Roman" w:hAnsi="Times New Roman"/>
-        </w:rPr>
-        <w:t>i</w:t>
-      </w:r>
-      <w:proofErr w:type="spellEnd"/>
-      <w:r>
-        <w:rPr>
-          <w:rFonts w:ascii="Times New Roman" w:hAnsi="Times New Roman"/>
-        </w:rPr>
-        <w:t xml:space="preserve"> want it to go from dark purple at the top to dark blue at the bottom”</w:t>
+        <w:t>, i want it to go from dark purple at the top to dark blue at the bottom”</w:t>
       </w:r>
     </w:p>
     <w:p>
@@ -32488,7 +32879,7 @@
       </w:tblPr>
       <w:tblGrid>
         <w:gridCol w:w="2389"/>
-        <w:gridCol w:w="4876"/>
+        <w:gridCol w:w="5717"/>
       </w:tblGrid>
       <w:tr>
         <w:trPr>
@@ -32614,10 +33005,8 @@
             <w:r>
               <w:rPr>
                 <w:rFonts w:ascii="Times New Roman" w:hAnsi="Times New Roman" w:cs="Times New Roman"/>
-                <w:i/>
-                <w:iCs/>
-              </w:rPr>
-              <w:t>(paste demo video link)</w:t>
+              </w:rPr>
+              <w:t>https://youtube.com/shorts/MMsvoTIUfz8?feature=share</w:t>
             </w:r>
           </w:p>
         </w:tc>
@@ -33384,9 +33773,9 @@
     </w:lvl>
   </w:abstractNum>
   <w:abstractNum w:abstractNumId="7" w15:restartNumberingAfterBreak="0">
-    <w:nsid w:val="720757D9"/>
+    <w:nsid w:val="6E91716C"/>
     <w:multiLevelType w:val="hybridMultilevel"/>
-    <w:tmpl w:val="D76E37B8"/>
+    <w:tmpl w:val="08C27226"/>
     <w:lvl w:ilvl="0" w:tplc="48090001">
       <w:start w:val="1"/>
       <w:numFmt w:val="bullet"/>
@@ -33497,95 +33886,9 @@
     </w:lvl>
   </w:abstractNum>
   <w:abstractNum w:abstractNumId="8" w15:restartNumberingAfterBreak="0">
-    <w:nsid w:val="767942A2"/>
+    <w:nsid w:val="720757D9"/>
     <w:multiLevelType w:val="hybridMultilevel"/>
-    <w:tmpl w:val="13482EE0"/>
-    <w:lvl w:ilvl="0" w:tplc="4809000F">
-      <w:start w:val="1"/>
-      <w:numFmt w:val="decimal"/>
-      <w:lvlText w:val="%1."/>
-      <w:lvlJc w:val="left"/>
-      <w:pPr>
-        <w:ind w:left="720" w:hanging="360"/>
-      </w:pPr>
-    </w:lvl>
-    <w:lvl w:ilvl="1" w:tplc="48090019" w:tentative="1">
-      <w:start w:val="1"/>
-      <w:numFmt w:val="lowerLetter"/>
-      <w:lvlText w:val="%2."/>
-      <w:lvlJc w:val="left"/>
-      <w:pPr>
-        <w:ind w:left="1440" w:hanging="360"/>
-      </w:pPr>
-    </w:lvl>
-    <w:lvl w:ilvl="2" w:tplc="4809001B" w:tentative="1">
-      <w:start w:val="1"/>
-      <w:numFmt w:val="lowerRoman"/>
-      <w:lvlText w:val="%3."/>
-      <w:lvlJc w:val="right"/>
-      <w:pPr>
-        <w:ind w:left="2160" w:hanging="180"/>
-      </w:pPr>
-    </w:lvl>
-    <w:lvl w:ilvl="3" w:tplc="4809000F" w:tentative="1">
-      <w:start w:val="1"/>
-      <w:numFmt w:val="decimal"/>
-      <w:lvlText w:val="%4."/>
-      <w:lvlJc w:val="left"/>
-      <w:pPr>
-        <w:ind w:left="2880" w:hanging="360"/>
-      </w:pPr>
-    </w:lvl>
-    <w:lvl w:ilvl="4" w:tplc="48090019" w:tentative="1">
-      <w:start w:val="1"/>
-      <w:numFmt w:val="lowerLetter"/>
-      <w:lvlText w:val="%5."/>
-      <w:lvlJc w:val="left"/>
-      <w:pPr>
-        <w:ind w:left="3600" w:hanging="360"/>
-      </w:pPr>
-    </w:lvl>
-    <w:lvl w:ilvl="5" w:tplc="4809001B" w:tentative="1">
-      <w:start w:val="1"/>
-      <w:numFmt w:val="lowerRoman"/>
-      <w:lvlText w:val="%6."/>
-      <w:lvlJc w:val="right"/>
-      <w:pPr>
-        <w:ind w:left="4320" w:hanging="180"/>
-      </w:pPr>
-    </w:lvl>
-    <w:lvl w:ilvl="6" w:tplc="4809000F" w:tentative="1">
-      <w:start w:val="1"/>
-      <w:numFmt w:val="decimal"/>
-      <w:lvlText w:val="%7."/>
-      <w:lvlJc w:val="left"/>
-      <w:pPr>
-        <w:ind w:left="5040" w:hanging="360"/>
-      </w:pPr>
-    </w:lvl>
-    <w:lvl w:ilvl="7" w:tplc="48090019" w:tentative="1">
-      <w:start w:val="1"/>
-      <w:numFmt w:val="lowerLetter"/>
-      <w:lvlText w:val="%8."/>
-      <w:lvlJc w:val="left"/>
-      <w:pPr>
-        <w:ind w:left="5760" w:hanging="360"/>
-      </w:pPr>
-    </w:lvl>
-    <w:lvl w:ilvl="8" w:tplc="4809001B" w:tentative="1">
-      <w:start w:val="1"/>
-      <w:numFmt w:val="lowerRoman"/>
-      <w:lvlText w:val="%9."/>
-      <w:lvlJc w:val="right"/>
-      <w:pPr>
-        <w:ind w:left="6480" w:hanging="180"/>
-      </w:pPr>
-    </w:lvl>
-  </w:abstractNum>
-  <w:abstractNum w:abstractNumId="9" w15:restartNumberingAfterBreak="0">
-    <w:nsid w:val="77582ED9"/>
-    <w:multiLevelType w:val="hybridMultilevel"/>
-    <w:tmpl w:val="D07E02B2"/>
+    <w:tmpl w:val="D76E37B8"/>
     <w:lvl w:ilvl="0" w:tplc="48090001">
       <w:start w:val="1"/>
       <w:numFmt w:val="bullet"/>
@@ -33695,10 +33998,96 @@
       </w:rPr>
     </w:lvl>
   </w:abstractNum>
+  <w:abstractNum w:abstractNumId="9" w15:restartNumberingAfterBreak="0">
+    <w:nsid w:val="767942A2"/>
+    <w:multiLevelType w:val="hybridMultilevel"/>
+    <w:tmpl w:val="13482EE0"/>
+    <w:lvl w:ilvl="0" w:tplc="4809000F">
+      <w:start w:val="1"/>
+      <w:numFmt w:val="decimal"/>
+      <w:lvlText w:val="%1."/>
+      <w:lvlJc w:val="left"/>
+      <w:pPr>
+        <w:ind w:left="720" w:hanging="360"/>
+      </w:pPr>
+    </w:lvl>
+    <w:lvl w:ilvl="1" w:tplc="48090019" w:tentative="1">
+      <w:start w:val="1"/>
+      <w:numFmt w:val="lowerLetter"/>
+      <w:lvlText w:val="%2."/>
+      <w:lvlJc w:val="left"/>
+      <w:pPr>
+        <w:ind w:left="1440" w:hanging="360"/>
+      </w:pPr>
+    </w:lvl>
+    <w:lvl w:ilvl="2" w:tplc="4809001B" w:tentative="1">
+      <w:start w:val="1"/>
+      <w:numFmt w:val="lowerRoman"/>
+      <w:lvlText w:val="%3."/>
+      <w:lvlJc w:val="right"/>
+      <w:pPr>
+        <w:ind w:left="2160" w:hanging="180"/>
+      </w:pPr>
+    </w:lvl>
+    <w:lvl w:ilvl="3" w:tplc="4809000F" w:tentative="1">
+      <w:start w:val="1"/>
+      <w:numFmt w:val="decimal"/>
+      <w:lvlText w:val="%4."/>
+      <w:lvlJc w:val="left"/>
+      <w:pPr>
+        <w:ind w:left="2880" w:hanging="360"/>
+      </w:pPr>
+    </w:lvl>
+    <w:lvl w:ilvl="4" w:tplc="48090019" w:tentative="1">
+      <w:start w:val="1"/>
+      <w:numFmt w:val="lowerLetter"/>
+      <w:lvlText w:val="%5."/>
+      <w:lvlJc w:val="left"/>
+      <w:pPr>
+        <w:ind w:left="3600" w:hanging="360"/>
+      </w:pPr>
+    </w:lvl>
+    <w:lvl w:ilvl="5" w:tplc="4809001B" w:tentative="1">
+      <w:start w:val="1"/>
+      <w:numFmt w:val="lowerRoman"/>
+      <w:lvlText w:val="%6."/>
+      <w:lvlJc w:val="right"/>
+      <w:pPr>
+        <w:ind w:left="4320" w:hanging="180"/>
+      </w:pPr>
+    </w:lvl>
+    <w:lvl w:ilvl="6" w:tplc="4809000F" w:tentative="1">
+      <w:start w:val="1"/>
+      <w:numFmt w:val="decimal"/>
+      <w:lvlText w:val="%7."/>
+      <w:lvlJc w:val="left"/>
+      <w:pPr>
+        <w:ind w:left="5040" w:hanging="360"/>
+      </w:pPr>
+    </w:lvl>
+    <w:lvl w:ilvl="7" w:tplc="48090019" w:tentative="1">
+      <w:start w:val="1"/>
+      <w:numFmt w:val="lowerLetter"/>
+      <w:lvlText w:val="%8."/>
+      <w:lvlJc w:val="left"/>
+      <w:pPr>
+        <w:ind w:left="5760" w:hanging="360"/>
+      </w:pPr>
+    </w:lvl>
+    <w:lvl w:ilvl="8" w:tplc="4809001B" w:tentative="1">
+      <w:start w:val="1"/>
+      <w:numFmt w:val="lowerRoman"/>
+      <w:lvlText w:val="%9."/>
+      <w:lvlJc w:val="right"/>
+      <w:pPr>
+        <w:ind w:left="6480" w:hanging="180"/>
+      </w:pPr>
+    </w:lvl>
+  </w:abstractNum>
   <w:abstractNum w:abstractNumId="10" w15:restartNumberingAfterBreak="0">
-    <w:nsid w:val="7EB367E4"/>
+    <w:nsid w:val="77582ED9"/>
     <w:multiLevelType w:val="hybridMultilevel"/>
-    <w:tmpl w:val="E6E80FDC"/>
+    <w:tmpl w:val="D07E02B2"/>
     <w:lvl w:ilvl="0" w:tplc="48090001">
       <w:start w:val="1"/>
       <w:numFmt w:val="bullet"/>
@@ -33809,6 +34198,119 @@
     </w:lvl>
   </w:abstractNum>
   <w:abstractNum w:abstractNumId="11" w15:restartNumberingAfterBreak="0">
+    <w:nsid w:val="7EB367E4"/>
+    <w:multiLevelType w:val="hybridMultilevel"/>
+    <w:tmpl w:val="E6E80FDC"/>
+    <w:lvl w:ilvl="0" w:tplc="48090001">
+      <w:start w:val="1"/>
+      <w:numFmt w:val="bullet"/>
+      <w:lvlText w:val=""/>
+      <w:lvlJc w:val="left"/>
+      <w:pPr>
+        <w:ind w:left="720" w:hanging="360"/>
+      </w:pPr>
+      <w:rPr>
+        <w:rFonts w:ascii="Symbol" w:hAnsi="Symbol" w:hint="default"/>
+      </w:rPr>
+    </w:lvl>
+    <w:lvl w:ilvl="1" w:tplc="48090003" w:tentative="1">
+      <w:start w:val="1"/>
+      <w:numFmt w:val="bullet"/>
+      <w:lvlText w:val="o"/>
+      <w:lvlJc w:val="left"/>
+      <w:pPr>
+        <w:ind w:left="1440" w:hanging="360"/>
+      </w:pPr>
+      <w:rPr>
+        <w:rFonts w:ascii="Courier New" w:hAnsi="Courier New" w:cs="Courier New" w:hint="default"/>
+      </w:rPr>
+    </w:lvl>
+    <w:lvl w:ilvl="2" w:tplc="48090005" w:tentative="1">
+      <w:start w:val="1"/>
+      <w:numFmt w:val="bullet"/>
+      <w:lvlText w:val=""/>
+      <w:lvlJc w:val="left"/>
+      <w:pPr>
+        <w:ind w:left="2160" w:hanging="360"/>
+      </w:pPr>
+      <w:rPr>
+        <w:rFonts w:ascii="Wingdings" w:hAnsi="Wingdings" w:hint="default"/>
+      </w:rPr>
+    </w:lvl>
+    <w:lvl w:ilvl="3" w:tplc="48090001" w:tentative="1">
+      <w:start w:val="1"/>
+      <w:numFmt w:val="bullet"/>
+      <w:lvlText w:val=""/>
+      <w:lvlJc w:val="left"/>
+      <w:pPr>
+        <w:ind w:left="2880" w:hanging="360"/>
+      </w:pPr>
+      <w:rPr>
+        <w:rFonts w:ascii="Symbol" w:hAnsi="Symbol" w:hint="default"/>
+      </w:rPr>
+    </w:lvl>
+    <w:lvl w:ilvl="4" w:tplc="48090003" w:tentative="1">
+      <w:start w:val="1"/>
+      <w:numFmt w:val="bullet"/>
+      <w:lvlText w:val="o"/>
+      <w:lvlJc w:val="left"/>
+      <w:pPr>
+        <w:ind w:left="3600" w:hanging="360"/>
+      </w:pPr>
+      <w:rPr>
+        <w:rFonts w:ascii="Courier New" w:hAnsi="Courier New" w:cs="Courier New" w:hint="default"/>
+      </w:rPr>
+    </w:lvl>
+    <w:lvl w:ilvl="5" w:tplc="48090005" w:tentative="1">
+      <w:start w:val="1"/>
+      <w:numFmt w:val="bullet"/>
+      <w:lvlText w:val=""/>
+      <w:lvlJc w:val="left"/>
+      <w:pPr>
+        <w:ind w:left="4320" w:hanging="360"/>
+      </w:pPr>
+      <w:rPr>
+        <w:rFonts w:ascii="Wingdings" w:hAnsi="Wingdings" w:hint="default"/>
+      </w:rPr>
+    </w:lvl>
+    <w:lvl w:ilvl="6" w:tplc="48090001" w:tentative="1">
+      <w:start w:val="1"/>
+      <w:numFmt w:val="bullet"/>
+      <w:lvlText w:val=""/>
+      <w:lvlJc w:val="left"/>
+      <w:pPr>
+        <w:ind w:left="5040" w:hanging="360"/>
+      </w:pPr>
+      <w:rPr>
+        <w:rFonts w:ascii="Symbol" w:hAnsi="Symbol" w:hint="default"/>
+      </w:rPr>
+    </w:lvl>
+    <w:lvl w:ilvl="7" w:tplc="48090003" w:tentative="1">
+      <w:start w:val="1"/>
+      <w:numFmt w:val="bullet"/>
+      <w:lvlText w:val="o"/>
+      <w:lvlJc w:val="left"/>
+      <w:pPr>
+        <w:ind w:left="5760" w:hanging="360"/>
+      </w:pPr>
+      <w:rPr>
+        <w:rFonts w:ascii="Courier New" w:hAnsi="Courier New" w:cs="Courier New" w:hint="default"/>
+      </w:rPr>
+    </w:lvl>
+    <w:lvl w:ilvl="8" w:tplc="48090005" w:tentative="1">
+      <w:start w:val="1"/>
+      <w:numFmt w:val="bullet"/>
+      <w:lvlText w:val=""/>
+      <w:lvlJc w:val="left"/>
+      <w:pPr>
+        <w:ind w:left="6480" w:hanging="360"/>
+      </w:pPr>
+      <w:rPr>
+        <w:rFonts w:ascii="Wingdings" w:hAnsi="Wingdings" w:hint="default"/>
+      </w:rPr>
+    </w:lvl>
+  </w:abstractNum>
+  <w:abstractNum w:abstractNumId="12" w15:restartNumberingAfterBreak="0">
     <w:nsid w:val="7F8F57BB"/>
     <w:multiLevelType w:val="hybridMultilevel"/>
     <w:tmpl w:val="BC627924"/>
@@ -33955,19 +34457,19 @@
     <w:abstractNumId w:val="1"/>
   </w:num>
   <w:num w:numId="12" w16cid:durableId="910583954">
-    <w:abstractNumId w:val="8"/>
+    <w:abstractNumId w:val="9"/>
   </w:num>
   <w:num w:numId="13" w16cid:durableId="1669627191">
-    <w:abstractNumId w:val="7"/>
+    <w:abstractNumId w:val="8"/>
   </w:num>
   <w:num w:numId="14" w16cid:durableId="293100898">
     <w:abstractNumId w:val="2"/>
   </w:num>
   <w:num w:numId="15" w16cid:durableId="1121145547">
-    <w:abstractNumId w:val="10"/>
+    <w:abstractNumId w:val="11"/>
   </w:num>
   <w:num w:numId="16" w16cid:durableId="153300527">
-    <w:abstractNumId w:val="11"/>
+    <w:abstractNumId w:val="12"/>
   </w:num>
   <w:num w:numId="17" w16cid:durableId="1681471316">
     <w:abstractNumId w:val="3"/>
@@ -33982,7 +34484,10 @@
     <w:abstractNumId w:val="5"/>
   </w:num>
   <w:num w:numId="21" w16cid:durableId="460420970">
-    <w:abstractNumId w:val="9"/>
+    <w:abstractNumId w:val="10"/>
+  </w:num>
+  <w:num w:numId="22" w16cid:durableId="2012875615">
+    <w:abstractNumId w:val="7"/>
   </w:num>
 </w:numbering>
 </file>
